--- a/projects/valuepickr-open-screen/docs/KRM Ayurveda.docx
+++ b/projects/valuepickr-open-screen/docs/KRM Ayurveda.docx
@@ -259,7 +259,7 @@
         <w:spacing w:after="120" w:before="280"/>
       </w:pPr>
       <w:r>
-        <w:t xml:space="preserve">Ishmohit-Lens Checks (value chain · earnings quality · growth trajectory · management · global-signal check)</w:t>
+        <w:t xml:space="preserve">Deep-Dive: Primary Documents (Annual Reports, Quarterly Results, Exchange Filings)</w:t>
       </w:r>
     </w:p>
     <w:p>
@@ -274,7 +274,7 @@
           <w:sz w:val="18"/>
           <w:szCs w:val="18"/>
         </w:rPr>
-        <w:t xml:space="preserve">Extra checks drawn from @ishmohit1 / SOIC methodology (playbook/ishmohit-soic-style.md): where the company sits in its value chain and what the supply side is doing, whether a margin/PAT inflection is structural or a cyclical peak, the rate-of-change of growth vs. what the multiple demands, and management quality as a positive attribute.</w:t>
+        <w:t xml:space="preserve">Pass 1 — 2026-09-08. Built from the company's own filings (3 years of annual reports, ~4 quarters of results/concalls, and 6 months of BSE/NSE announcements), read via the web — a deeper layer than the forum-sentiment read below.</w:t>
       </w:r>
     </w:p>
     <w:p>
@@ -288,7 +288,1101 @@
           <w:sz w:val="20"/>
           <w:szCs w:val="20"/>
         </w:rPr>
-        <w:t xml:space="preserve">Value chain &amp; supply side:</w:t>
+        <w:t xml:space="preserve">Sources reviewed this pass:</w:t>
+      </w:r>
+    </w:p>
+    <w:p>
+      <w:pPr>
+        <w:pStyle w:val="ListParagraph"/>
+        <w:numPr>
+          <w:ilvl w:val="0"/>
+          <w:numId w:val="1"/>
+        </w:numPr>
+        <w:spacing w:after="60"/>
+      </w:pPr>
+      <w:r>
+        <w:t xml:space="preserve">screener.in (KRM Ayurveda) - price Rs 290, mcap Rs 616 Cr, P/E 24.5, BV Rs 54; FY24 rev Rs 67 Cr / PAT Rs 3 Cr, FY25 rev Rs 77 Cr / PAT Rs 12 Cr, FY26 rev Rs 102 Cr / PAT Rs 20 Cr; ROCE 35.3%, ROE 29.0%; FY26 borrowings Rs 0 (from Rs 31 Cr FY25); FY26 CFO ~Rs 1 Cr; FY26 investing/capex ~Rs 30 Cr; promoter 69.15%, no pledge; zero dividend</w:t>
+      </w:r>
+    </w:p>
+    <w:p>
+      <w:pPr>
+        <w:pStyle w:val="ListParagraph"/>
+        <w:numPr>
+          <w:ilvl w:val="0"/>
+          <w:numId w:val="1"/>
+        </w:numPr>
+        <w:spacing w:after="60"/>
+      </w:pPr>
+      <w:r>
+        <w:t xml:space="preserve">KRM Ayurveda FY26 results / press release 02-May-2026 (company IR PDF + Tribune / Loktej) - revenue Rs 101.69 Cr (+32.84%), EBITDA Rs 31.12 Cr (30.60% margin), PAT Rs 20.12 Cr (19.79% margin, +79.4%); H2 FY26 EBITDA +~102% YoY, PAT +~149% YoY; services 63.21% of sales vs 6.59% in FY23</w:t>
+      </w:r>
+    </w:p>
+    <w:p>
+      <w:pPr>
+        <w:pStyle w:val="ListParagraph"/>
+        <w:numPr>
+          <w:ilvl w:val="0"/>
+          <w:numId w:val="1"/>
+        </w:numPr>
+        <w:spacing w:after="60"/>
+      </w:pPr>
+      <w:r>
+        <w:t xml:space="preserve">Q1 FY27 results (indmoney / screener) - revenue ~Rs 32.3-32.9 Cr (+32.4% YoY), PAT Rs 9.08 Cr (+124% YoY), PAT margin 27.6%, operating margin 37.2%; revenue only +1.45% QoQ (flat sequentially)</w:t>
+      </w:r>
+    </w:p>
+    <w:p>
+      <w:pPr>
+        <w:pStyle w:val="ListParagraph"/>
+        <w:numPr>
+          <w:ilvl w:val="0"/>
+          <w:numId w:val="1"/>
+        </w:numPr>
+        <w:spacing w:after="60"/>
+      </w:pPr>
+      <w:r>
+        <w:t xml:space="preserve">scanx.trade announcements - MSS Hospital New Delhi (23 beds), NABH accreditation for the JP Nagar Bengaluru Panchakarma day-care centre, board approval for a new Gurugram hospital (60-100 beds)</w:t>
+      </w:r>
+    </w:p>
+    <w:p>
+      <w:pPr>
+        <w:pStyle w:val="ListParagraph"/>
+        <w:numPr>
+          <w:ilvl w:val="0"/>
+          <w:numId w:val="1"/>
+        </w:numPr>
+        <w:spacing w:after="60"/>
+      </w:pPr>
+      <w:r>
+        <w:t xml:space="preserve">FY26 concall / investor presentation - guidance: &gt;=50% revenue growth, beds ~235 -&gt; ~500, ~30 new super-specialty clinics, 500-seat telemedicine centre, over ~1-1.5 years</w:t>
+      </w:r>
+    </w:p>
+    <w:p>
+      <w:pPr>
+        <w:spacing w:after="120"/>
+      </w:pPr>
+      <w:r>
+        <w:rPr>
+          <w:b/>
+          <w:bCs/>
+          <w:sz w:val="20"/>
+          <w:szCs w:val="20"/>
+        </w:rPr>
+        <w:t xml:space="preserve">Annual-report findings (3-year view):</w:t>
+      </w:r>
+    </w:p>
+    <w:p>
+      <w:pPr>
+        <w:pStyle w:val="ListParagraph"/>
+        <w:numPr>
+          <w:ilvl w:val="0"/>
+          <w:numId w:val="1"/>
+        </w:numPr>
+        <w:spacing w:after="60"/>
+      </w:pPr>
+      <w:r>
+        <w:t xml:space="preserve">Model shift is real: services 63.21% of FY26 revenue vs 6.59% in FY23 - a genuine product-to-services transition</w:t>
+      </w:r>
+    </w:p>
+    <w:p>
+      <w:pPr>
+        <w:pStyle w:val="ListParagraph"/>
+        <w:numPr>
+          <w:ilvl w:val="0"/>
+          <w:numId w:val="1"/>
+        </w:numPr>
+        <w:spacing w:after="60"/>
+      </w:pPr>
+      <w:r>
+        <w:t xml:space="preserve">FY26 revenue Rs 101.69 Cr (+32.84%), PAT Rs 20.12 Cr (+79.4%); FY25 rev Rs 77 Cr / PAT Rs 12 Cr; FY24 rev Rs 67 Cr / PAT Rs 3 Cr - fast growth off a small base</w:t>
+      </w:r>
+    </w:p>
+    <w:p>
+      <w:pPr>
+        <w:pStyle w:val="ListParagraph"/>
+        <w:numPr>
+          <w:ilvl w:val="0"/>
+          <w:numId w:val="1"/>
+        </w:numPr>
+        <w:spacing w:after="60"/>
+      </w:pPr>
+      <w:r>
+        <w:t xml:space="preserve">Debt-free after the ~Rs 77 Cr NSE Emerge IPO (borrowings Rs 31 Cr FY25 -&gt; Rs 0 FY26)</w:t>
+      </w:r>
+    </w:p>
+    <w:p>
+      <w:pPr>
+        <w:pStyle w:val="ListParagraph"/>
+        <w:numPr>
+          <w:ilvl w:val="0"/>
+          <w:numId w:val="1"/>
+        </w:numPr>
+        <w:spacing w:after="60"/>
+      </w:pPr>
+      <w:r>
+        <w:t xml:space="preserve">CASH-FLOW QUALITY GAP: FY26 operating cash flow only ~Rs 1 Cr against Rs 20 Cr reported PAT - profit is not converting to cash; likely receivables/working-capital build on the product and new-hospital ramp, but a material earnings-quality flag for an SME with 20-28% PAT margins</w:t>
+      </w:r>
+    </w:p>
+    <w:p>
+      <w:pPr>
+        <w:pStyle w:val="ListParagraph"/>
+        <w:numPr>
+          <w:ilvl w:val="0"/>
+          <w:numId w:val="1"/>
+        </w:numPr>
+        <w:spacing w:after="60"/>
+      </w:pPr>
+      <w:r>
+        <w:t xml:space="preserve">FY26 capex ~Rs 30 Cr (investing outflow) funding the bed/clinic expansion; no dividend</w:t>
+      </w:r>
+    </w:p>
+    <w:p>
+      <w:pPr>
+        <w:pStyle w:val="ListParagraph"/>
+        <w:numPr>
+          <w:ilvl w:val="0"/>
+          <w:numId w:val="1"/>
+        </w:numPr>
+        <w:spacing w:after="60"/>
+      </w:pPr>
+      <w:r>
+        <w:t xml:space="preserve">Promoter holding 69.15%, no pledge; small FII (3.86%) and DII (3.34%) presence post-listing</w:t>
+      </w:r>
+    </w:p>
+    <w:p>
+      <w:pPr>
+        <w:spacing w:after="120"/>
+      </w:pPr>
+      <w:r>
+        <w:rPr>
+          <w:b/>
+          <w:bCs/>
+          <w:sz w:val="20"/>
+          <w:szCs w:val="20"/>
+        </w:rPr>
+        <w:t xml:space="preserve">Quarterly trend (last ~4 quarters + concall commentary):</w:t>
+      </w:r>
+    </w:p>
+    <w:p>
+      <w:pPr>
+        <w:pStyle w:val="ListParagraph"/>
+        <w:numPr>
+          <w:ilvl w:val="0"/>
+          <w:numId w:val="1"/>
+        </w:numPr>
+        <w:spacing w:after="60"/>
+      </w:pPr>
+      <w:r>
+        <w:t xml:space="preserve">H2 FY26 EBITDA +~102% YoY, PAT +~149% YoY - the visible services-led inflection</w:t>
+      </w:r>
+    </w:p>
+    <w:p>
+      <w:pPr>
+        <w:pStyle w:val="ListParagraph"/>
+        <w:numPr>
+          <w:ilvl w:val="0"/>
+          <w:numId w:val="1"/>
+        </w:numPr>
+        <w:spacing w:after="60"/>
+      </w:pPr>
+      <w:r>
+        <w:t xml:space="preserve">Q1 FY27: revenue ~Rs 32.5 Cr (+32.4% YoY) but only +1.45% QoQ; PAT Rs 9.08 Cr (+124% YoY, +16% QoQ); PAT margin 27.6%, operating margin 37.2%</w:t>
+      </w:r>
+    </w:p>
+    <w:p>
+      <w:pPr>
+        <w:pStyle w:val="ListParagraph"/>
+        <w:numPr>
+          <w:ilvl w:val="0"/>
+          <w:numId w:val="1"/>
+        </w:numPr>
+        <w:spacing w:after="60"/>
+      </w:pPr>
+      <w:r>
+        <w:t xml:space="preserve">So the most recent quarter's profit jump is margin-led, not volume-led - sequential revenue is essentially flat</w:t>
+      </w:r>
+    </w:p>
+    <w:p>
+      <w:pPr>
+        <w:pStyle w:val="ListParagraph"/>
+        <w:numPr>
+          <w:ilvl w:val="0"/>
+          <w:numId w:val="1"/>
+        </w:numPr>
+        <w:spacing w:after="60"/>
+      </w:pPr>
+      <w:r>
+        <w:t xml:space="preserve">No longer-run quarterly series (recent NSE Emerge listing)</w:t>
+      </w:r>
+    </w:p>
+    <w:p>
+      <w:pPr>
+        <w:spacing w:after="120"/>
+      </w:pPr>
+      <w:r>
+        <w:rPr>
+          <w:b/>
+          <w:bCs/>
+          <w:sz w:val="20"/>
+          <w:szCs w:val="20"/>
+        </w:rPr>
+        <w:t xml:space="preserve">Exchange announcements (last 6 months):</w:t>
+      </w:r>
+    </w:p>
+    <w:p>
+      <w:pPr>
+        <w:pStyle w:val="ListParagraph"/>
+        <w:numPr>
+          <w:ilvl w:val="0"/>
+          <w:numId w:val="1"/>
+        </w:numPr>
+        <w:spacing w:after="60"/>
+      </w:pPr>
+      <w:r>
+        <w:t xml:space="preserve">Board approval for a new Gurugram hospital (60-100 beds) - the freshest expansion datapoint</w:t>
+      </w:r>
+    </w:p>
+    <w:p>
+      <w:pPr>
+        <w:pStyle w:val="ListParagraph"/>
+        <w:numPr>
+          <w:ilvl w:val="0"/>
+          <w:numId w:val="1"/>
+        </w:numPr>
+        <w:spacing w:after="60"/>
+      </w:pPr>
+      <w:r>
+        <w:t xml:space="preserve">MSS Hospital, Pitampura New Delhi - new 23-bed Ayurvedic hospital</w:t>
+      </w:r>
+    </w:p>
+    <w:p>
+      <w:pPr>
+        <w:pStyle w:val="ListParagraph"/>
+        <w:numPr>
+          <w:ilvl w:val="0"/>
+          <w:numId w:val="1"/>
+        </w:numPr>
+        <w:spacing w:after="60"/>
+      </w:pPr>
+      <w:r>
+        <w:t xml:space="preserve">NABH accreditation for the JP Nagar (Bengaluru) Panchakarma day-care centre</w:t>
+      </w:r>
+    </w:p>
+    <w:p>
+      <w:pPr>
+        <w:pStyle w:val="ListParagraph"/>
+        <w:numPr>
+          <w:ilvl w:val="0"/>
+          <w:numId w:val="1"/>
+        </w:numPr>
+        <w:spacing w:after="60"/>
+      </w:pPr>
+      <w:r>
+        <w:t xml:space="preserve">FY26 results and investor presentation (02-May-2026); Q1 FY27 results</w:t>
+      </w:r>
+    </w:p>
+    <w:p>
+      <w:pPr>
+        <w:pStyle w:val="ListParagraph"/>
+        <w:numPr>
+          <w:ilvl w:val="0"/>
+          <w:numId w:val="1"/>
+        </w:numPr>
+        <w:spacing w:after="60"/>
+      </w:pPr>
+      <w:r>
+        <w:t xml:space="preserve">Nothing adverse - no SEBI action, no auditor/KMP exit found</w:t>
+      </w:r>
+    </w:p>
+    <w:p>
+      <w:pPr>
+        <w:spacing w:after="120"/>
+      </w:pPr>
+      <w:r>
+        <w:rPr>
+          <w:b/>
+          <w:bCs/>
+          <w:sz w:val="20"/>
+          <w:szCs w:val="20"/>
+        </w:rPr>
+        <w:t xml:space="preserve">Key new facts vs. the prior write-up:</w:t>
+      </w:r>
+    </w:p>
+    <w:p>
+      <w:pPr>
+        <w:pStyle w:val="ListParagraph"/>
+        <w:numPr>
+          <w:ilvl w:val="0"/>
+          <w:numId w:val="1"/>
+        </w:numPr>
+        <w:spacing w:after="60"/>
+      </w:pPr>
+      <w:r>
+        <w:t xml:space="preserve">FY26 full-year PAT margin is 19.8% (Q1 FY27: 27.6%) - extraordinarily high for a hospital chain and the durability is unproven</w:t>
+      </w:r>
+    </w:p>
+    <w:p>
+      <w:pPr>
+        <w:pStyle w:val="ListParagraph"/>
+        <w:numPr>
+          <w:ilvl w:val="0"/>
+          <w:numId w:val="1"/>
+        </w:numPr>
+        <w:spacing w:after="60"/>
+      </w:pPr>
+      <w:r>
+        <w:t xml:space="preserve">FY26 CFO ~Rs 1 Cr vs Rs 20 Cr PAT - the single biggest concern this pass</w:t>
+      </w:r>
+    </w:p>
+    <w:p>
+      <w:pPr>
+        <w:pStyle w:val="ListParagraph"/>
+        <w:numPr>
+          <w:ilvl w:val="0"/>
+          <w:numId w:val="1"/>
+        </w:numPr>
+        <w:spacing w:after="60"/>
+      </w:pPr>
+      <w:r>
+        <w:t xml:space="preserve">Q1 FY27 growth was margin-led; sequential revenue was flat (+1.45% QoQ)</w:t>
+      </w:r>
+    </w:p>
+    <w:p>
+      <w:pPr>
+        <w:pStyle w:val="ListParagraph"/>
+        <w:numPr>
+          <w:ilvl w:val="0"/>
+          <w:numId w:val="1"/>
+        </w:numPr>
+        <w:spacing w:after="60"/>
+      </w:pPr>
+      <w:r>
+        <w:t xml:space="preserve">Expansion plan is being actioned (Gurugram board approval, MSS Delhi opened) but beds are still ~223-235 vs the ~500 target</w:t>
+      </w:r>
+    </w:p>
+    <w:p>
+      <w:pPr>
+        <w:spacing w:after="120"/>
+      </w:pPr>
+      <w:r>
+        <w:rPr>
+          <w:b/>
+          <w:bCs/>
+          <w:sz w:val="20"/>
+          <w:szCs w:val="20"/>
+        </w:rPr>
+        <w:t xml:space="preserve">Open questions / what to watch:</w:t>
+      </w:r>
+    </w:p>
+    <w:p>
+      <w:pPr>
+        <w:pStyle w:val="ListParagraph"/>
+        <w:numPr>
+          <w:ilvl w:val="0"/>
+          <w:numId w:val="1"/>
+        </w:numPr>
+        <w:spacing w:after="60"/>
+      </w:pPr>
+      <w:r>
+        <w:t xml:space="preserve">Why is FY26 operating cash flow only ~Rs 1 Cr against Rs 20 Cr PAT - one-off working-capital build, or a structural receivables problem on the product side?</w:t>
+      </w:r>
+    </w:p>
+    <w:p>
+      <w:pPr>
+        <w:pStyle w:val="ListParagraph"/>
+        <w:numPr>
+          <w:ilvl w:val="0"/>
+          <w:numId w:val="1"/>
+        </w:numPr>
+        <w:spacing w:after="60"/>
+      </w:pPr>
+      <w:r>
+        <w:t xml:space="preserve">Is the ~20-28% PAT margin durable hospital-chain economics, or a product-mix / marketing-spend artefact that normalises as services scale?</w:t>
+      </w:r>
+    </w:p>
+    <w:p>
+      <w:pPr>
+        <w:pStyle w:val="ListParagraph"/>
+        <w:numPr>
+          <w:ilvl w:val="0"/>
+          <w:numId w:val="1"/>
+        </w:numPr>
+        <w:spacing w:after="60"/>
+      </w:pPr>
+      <w:r>
+        <w:t xml:space="preserve">Does the &gt;=50% revenue growth guide land, and can beds actually reach ~500 in 1-1.5 years from ~223 today?</w:t>
+      </w:r>
+    </w:p>
+    <w:p>
+      <w:pPr>
+        <w:pStyle w:val="ListParagraph"/>
+        <w:numPr>
+          <w:ilvl w:val="0"/>
+          <w:numId w:val="1"/>
+        </w:numPr>
+        <w:spacing w:after="60"/>
+      </w:pPr>
+      <w:r>
+        <w:t xml:space="preserve">How is the aggressive expansion (Gurugram + 30 clinics + telemedicine) funded once the ~Rs 77 Cr IPO cash is deployed, if CFO stays near zero?</w:t>
+      </w:r>
+    </w:p>
+    <w:p>
+      <w:pPr>
+        <w:spacing w:after="120" w:before="120"/>
+      </w:pPr>
+      <w:r>
+        <w:rPr>
+          <w:b/>
+          <w:bCs/>
+          <w:sz w:val="20"/>
+          <w:szCs w:val="20"/>
+        </w:rPr>
+        <w:t xml:space="preserve">Conviction impact: </w:t>
+      </w:r>
+      <w:r>
+        <w:rPr>
+          <w:sz w:val="20"/>
+          <w:szCs w:val="20"/>
+        </w:rPr>
+        <w:t xml:space="preserve">Low-Medium -&gt; Low-Medium. A genuine product-to-services inflection (services 6.6% -&gt; 63% of sales, H2 FY26 PAT +149%) at a ~Rs 100 Cr base with a debt-free balance sheet and a dated 2x-beds plan - but FY26 CFO of ~Rs 1 Cr against Rs 20 Cr PAT, an unproven ~20-28% PAT margin, flat sequential Q1 FY27 revenue, NSE Emerge illiquidity and no listed track record keep it capped at Low-Medium.</w:t>
+      </w:r>
+    </w:p>
+    <w:p>
+      <w:pPr>
+        <w:pStyle w:val="Heading1"/>
+        <w:spacing w:after="120" w:before="280"/>
+      </w:pPr>
+      <w:r>
+        <w:t xml:space="preserve">Guidance &amp; Expectation Gap</w:t>
+      </w:r>
+    </w:p>
+    <w:p>
+      <w:pPr>
+        <w:spacing w:after="120"/>
+      </w:pPr>
+      <w:r>
+        <w:rPr>
+          <w:i/>
+          <w:iCs/>
+          <w:color w:val="666666"/>
+          <w:sz w:val="18"/>
+          <w:szCs w:val="18"/>
+        </w:rPr>
+        <w:t xml:space="preserve">Management guidance decoded into commitments, graded on the expectation → action → operational → commercial → financial ladder, then compared to what the current price appears to assume. Method: playbook/guidance-and-expectation-gap.md.</w:t>
+      </w:r>
+    </w:p>
+    <w:p>
+      <w:pPr>
+        <w:spacing w:after="120"/>
+      </w:pPr>
+      <w:r>
+        <w:rPr>
+          <w:b/>
+          <w:bCs/>
+          <w:sz w:val="20"/>
+          <w:szCs w:val="20"/>
+        </w:rPr>
+        <w:t xml:space="preserve">Commitment ladder (most-proven first):</w:t>
+      </w:r>
+    </w:p>
+    <w:tbl>
+      <w:tblPr>
+        <w:tblW w:type="dxa" w:w="9000"/>
+        <w:tblBorders>
+          <w:top w:val="single" w:color="auto" w:sz="4"/>
+          <w:left w:val="single" w:color="auto" w:sz="4"/>
+          <w:bottom w:val="single" w:color="auto" w:sz="4"/>
+          <w:right w:val="single" w:color="auto" w:sz="4"/>
+          <w:insideH w:val="single" w:color="auto" w:sz="4"/>
+          <w:insideV w:val="single" w:color="auto" w:sz="4"/>
+        </w:tblBorders>
+      </w:tblPr>
+      <w:tblGrid>
+        <w:gridCol w:w="1100"/>
+        <w:gridCol w:w="2600"/>
+        <w:gridCol w:w="2400"/>
+        <w:gridCol w:w="900"/>
+        <w:gridCol w:w="1200"/>
+        <w:gridCol w:w="800"/>
+      </w:tblGrid>
+      <w:tr>
+        <w:trPr>
+          <w:tblHeader/>
+        </w:trPr>
+        <w:tc>
+          <w:tcPr>
+            <w:tcW w:type="dxa" w:w="1100"/>
+            <w:shd w:fill="F2F2F2" w:val="clear"/>
+          </w:tcPr>
+          <w:p>
+            <w:r>
+              <w:rPr>
+                <w:b/>
+                <w:bCs/>
+                <w:sz w:val="18"/>
+                <w:szCs w:val="18"/>
+              </w:rPr>
+              <w:t xml:space="preserve">Area</w:t>
+            </w:r>
+          </w:p>
+        </w:tc>
+        <w:tc>
+          <w:tcPr>
+            <w:tcW w:type="dxa" w:w="2600"/>
+            <w:shd w:fill="F2F2F2" w:val="clear"/>
+          </w:tcPr>
+          <w:p>
+            <w:r>
+              <w:rPr>
+                <w:b/>
+                <w:bCs/>
+                <w:sz w:val="18"/>
+                <w:szCs w:val="18"/>
+              </w:rPr>
+              <w:t xml:space="preserve">Commitment</w:t>
+            </w:r>
+          </w:p>
+        </w:tc>
+        <w:tc>
+          <w:tcPr>
+            <w:tcW w:type="dxa" w:w="2400"/>
+            <w:shd w:fill="F2F2F2" w:val="clear"/>
+          </w:tcPr>
+          <w:p>
+            <w:r>
+              <w:rPr>
+                <w:b/>
+                <w:bCs/>
+                <w:sz w:val="18"/>
+                <w:szCs w:val="18"/>
+              </w:rPr>
+              <w:t xml:space="preserve">Specifics</w:t>
+            </w:r>
+          </w:p>
+        </w:tc>
+        <w:tc>
+          <w:tcPr>
+            <w:tcW w:type="dxa" w:w="900"/>
+            <w:shd w:fill="F2F2F2" w:val="clear"/>
+          </w:tcPr>
+          <w:p>
+            <w:r>
+              <w:rPr>
+                <w:b/>
+                <w:bCs/>
+                <w:sz w:val="18"/>
+                <w:szCs w:val="18"/>
+              </w:rPr>
+              <w:t xml:space="preserve">By when</w:t>
+            </w:r>
+          </w:p>
+        </w:tc>
+        <w:tc>
+          <w:tcPr>
+            <w:tcW w:type="dxa" w:w="1200"/>
+            <w:shd w:fill="F2F2F2" w:val="clear"/>
+          </w:tcPr>
+          <w:p>
+            <w:r>
+              <w:rPr>
+                <w:b/>
+                <w:bCs/>
+                <w:sz w:val="18"/>
+                <w:szCs w:val="18"/>
+              </w:rPr>
+              <w:t xml:space="preserve">Stage</w:t>
+            </w:r>
+          </w:p>
+        </w:tc>
+        <w:tc>
+          <w:tcPr>
+            <w:tcW w:type="dxa" w:w="800"/>
+            <w:shd w:fill="F2F2F2" w:val="clear"/>
+          </w:tcPr>
+          <w:p>
+            <w:r>
+              <w:rPr>
+                <w:b/>
+                <w:bCs/>
+                <w:sz w:val="18"/>
+                <w:szCs w:val="18"/>
+              </w:rPr>
+              <w:t xml:space="preserve">Thesis-critical</w:t>
+            </w:r>
+          </w:p>
+        </w:tc>
+      </w:tr>
+      <w:tr>
+        <w:tc>
+          <w:tcPr>
+            <w:tcW w:type="dxa" w:w="1100"/>
+          </w:tcPr>
+          <w:p>
+            <w:r>
+              <w:rPr>
+                <w:b w:val="false"/>
+                <w:bCs w:val="false"/>
+                <w:sz w:val="18"/>
+                <w:szCs w:val="18"/>
+              </w:rPr>
+              <w:t xml:space="preserve">margin</w:t>
+            </w:r>
+          </w:p>
+        </w:tc>
+        <w:tc>
+          <w:tcPr>
+            <w:tcW w:type="dxa" w:w="2600"/>
+          </w:tcPr>
+          <w:p>
+            <w:r>
+              <w:rPr>
+                <w:b w:val="false"/>
+                <w:bCs w:val="false"/>
+                <w:sz w:val="18"/>
+                <w:szCs w:val="18"/>
+              </w:rPr>
+              <w:t xml:space="preserve">Sustain ~30% EBITDA / ~20%+ PAT margin as the network scales</w:t>
+            </w:r>
+          </w:p>
+        </w:tc>
+        <w:tc>
+          <w:tcPr>
+            <w:tcW w:type="dxa" w:w="2400"/>
+          </w:tcPr>
+          <w:p>
+            <w:r>
+              <w:rPr>
+                <w:b w:val="false"/>
+                <w:bCs w:val="false"/>
+                <w:sz w:val="18"/>
+                <w:szCs w:val="18"/>
+              </w:rPr>
+              <w:t xml:space="preserve">FY26 EBITDA margin 30.6%, PAT margin 19.8%; Q1 FY27 PAT margin 27.6%</w:t>
+            </w:r>
+          </w:p>
+        </w:tc>
+        <w:tc>
+          <w:tcPr>
+            <w:tcW w:type="dxa" w:w="900"/>
+          </w:tcPr>
+          <w:p>
+            <w:r>
+              <w:rPr>
+                <w:b w:val="false"/>
+                <w:bCs w:val="false"/>
+                <w:sz w:val="18"/>
+                <w:szCs w:val="18"/>
+              </w:rPr>
+              <w:t xml:space="preserve">FY27</w:t>
+            </w:r>
+          </w:p>
+        </w:tc>
+        <w:tc>
+          <w:tcPr>
+            <w:tcW w:type="dxa" w:w="1200"/>
+          </w:tcPr>
+          <w:p>
+            <w:r>
+              <w:rPr>
+                <w:b w:val="false"/>
+                <w:bCs w:val="false"/>
+                <w:sz w:val="18"/>
+                <w:szCs w:val="18"/>
+              </w:rPr>
+              <w:t xml:space="preserve">financial</w:t>
+            </w:r>
+          </w:p>
+        </w:tc>
+        <w:tc>
+          <w:tcPr>
+            <w:tcW w:type="dxa" w:w="800"/>
+          </w:tcPr>
+          <w:p>
+            <w:r>
+              <w:rPr>
+                <w:b w:val="false"/>
+                <w:bCs w:val="false"/>
+                <w:sz w:val="18"/>
+                <w:szCs w:val="18"/>
+              </w:rPr>
+              <w:t xml:space="preserve">yes</w:t>
+            </w:r>
+          </w:p>
+        </w:tc>
+      </w:tr>
+      <w:tr>
+        <w:tc>
+          <w:tcPr>
+            <w:tcW w:type="dxa" w:w="1100"/>
+          </w:tcPr>
+          <w:p>
+            <w:r>
+              <w:rPr>
+                <w:b w:val="false"/>
+                <w:bCs w:val="false"/>
+                <w:sz w:val="18"/>
+                <w:szCs w:val="18"/>
+              </w:rPr>
+              <w:t xml:space="preserve">capacity</w:t>
+            </w:r>
+          </w:p>
+        </w:tc>
+        <w:tc>
+          <w:tcPr>
+            <w:tcW w:type="dxa" w:w="2600"/>
+          </w:tcPr>
+          <w:p>
+            <w:r>
+              <w:rPr>
+                <w:b w:val="false"/>
+                <w:bCs w:val="false"/>
+                <w:sz w:val="18"/>
+                <w:szCs w:val="18"/>
+              </w:rPr>
+              <w:t xml:space="preserve">Roughly double beds and add ~30 super-specialty clinics</w:t>
+            </w:r>
+          </w:p>
+        </w:tc>
+        <w:tc>
+          <w:tcPr>
+            <w:tcW w:type="dxa" w:w="2400"/>
+          </w:tcPr>
+          <w:p>
+            <w:r>
+              <w:rPr>
+                <w:b w:val="false"/>
+                <w:bCs w:val="false"/>
+                <w:sz w:val="18"/>
+                <w:szCs w:val="18"/>
+              </w:rPr>
+              <w:t xml:space="preserve">beds ~235 -&gt; ~500; ~30 clinics; 500-seat telemedicine centre; new Gurugram hospital (60-100 beds), MSS Delhi (23 beds)</w:t>
+            </w:r>
+          </w:p>
+        </w:tc>
+        <w:tc>
+          <w:tcPr>
+            <w:tcW w:type="dxa" w:w="900"/>
+          </w:tcPr>
+          <w:p>
+            <w:r>
+              <w:rPr>
+                <w:b w:val="false"/>
+                <w:bCs w:val="false"/>
+                <w:sz w:val="18"/>
+                <w:szCs w:val="18"/>
+              </w:rPr>
+              <w:t xml:space="preserve">FY28</w:t>
+            </w:r>
+          </w:p>
+        </w:tc>
+        <w:tc>
+          <w:tcPr>
+            <w:tcW w:type="dxa" w:w="1200"/>
+          </w:tcPr>
+          <w:p>
+            <w:r>
+              <w:rPr>
+                <w:b w:val="false"/>
+                <w:bCs w:val="false"/>
+                <w:sz w:val="18"/>
+                <w:szCs w:val="18"/>
+              </w:rPr>
+              <w:t xml:space="preserve">action</w:t>
+            </w:r>
+          </w:p>
+        </w:tc>
+        <w:tc>
+          <w:tcPr>
+            <w:tcW w:type="dxa" w:w="800"/>
+          </w:tcPr>
+          <w:p>
+            <w:r>
+              <w:rPr>
+                <w:b w:val="false"/>
+                <w:bCs w:val="false"/>
+                <w:sz w:val="18"/>
+                <w:szCs w:val="18"/>
+              </w:rPr>
+              <w:t xml:space="preserve">yes</w:t>
+            </w:r>
+          </w:p>
+        </w:tc>
+      </w:tr>
+      <w:tr>
+        <w:tc>
+          <w:tcPr>
+            <w:tcW w:type="dxa" w:w="1100"/>
+          </w:tcPr>
+          <w:p>
+            <w:r>
+              <w:rPr>
+                <w:b w:val="false"/>
+                <w:bCs w:val="false"/>
+                <w:sz w:val="18"/>
+                <w:szCs w:val="18"/>
+              </w:rPr>
+              <w:t xml:space="preserve">growth</w:t>
+            </w:r>
+          </w:p>
+        </w:tc>
+        <w:tc>
+          <w:tcPr>
+            <w:tcW w:type="dxa" w:w="2600"/>
+          </w:tcPr>
+          <w:p>
+            <w:r>
+              <w:rPr>
+                <w:b w:val="false"/>
+                <w:bCs w:val="false"/>
+                <w:sz w:val="18"/>
+                <w:szCs w:val="18"/>
+              </w:rPr>
+              <w:t xml:space="preserve">At least 50% revenue growth</w:t>
+            </w:r>
+          </w:p>
+        </w:tc>
+        <w:tc>
+          <w:tcPr>
+            <w:tcW w:type="dxa" w:w="2400"/>
+          </w:tcPr>
+          <w:p>
+            <w:r>
+              <w:rPr>
+                <w:b w:val="false"/>
+                <w:bCs w:val="false"/>
+                <w:sz w:val="18"/>
+                <w:szCs w:val="18"/>
+              </w:rPr>
+              <w:t xml:space="preserve">off the Rs 101.69 Cr FY26 base</w:t>
+            </w:r>
+          </w:p>
+        </w:tc>
+        <w:tc>
+          <w:tcPr>
+            <w:tcW w:type="dxa" w:w="900"/>
+          </w:tcPr>
+          <w:p>
+            <w:r>
+              <w:rPr>
+                <w:b w:val="false"/>
+                <w:bCs w:val="false"/>
+                <w:sz w:val="18"/>
+                <w:szCs w:val="18"/>
+              </w:rPr>
+              <w:t xml:space="preserve">FY27</w:t>
+            </w:r>
+          </w:p>
+        </w:tc>
+        <w:tc>
+          <w:tcPr>
+            <w:tcW w:type="dxa" w:w="1200"/>
+          </w:tcPr>
+          <w:p>
+            <w:r>
+              <w:rPr>
+                <w:b w:val="false"/>
+                <w:bCs w:val="false"/>
+                <w:sz w:val="18"/>
+                <w:szCs w:val="18"/>
+              </w:rPr>
+              <w:t xml:space="preserve">expectation</w:t>
+            </w:r>
+          </w:p>
+        </w:tc>
+        <w:tc>
+          <w:tcPr>
+            <w:tcW w:type="dxa" w:w="800"/>
+          </w:tcPr>
+          <w:p>
+            <w:r>
+              <w:rPr>
+                <w:b w:val="false"/>
+                <w:bCs w:val="false"/>
+                <w:sz w:val="18"/>
+                <w:szCs w:val="18"/>
+              </w:rPr>
+              <w:t xml:space="preserve">yes</w:t>
+            </w:r>
+          </w:p>
+        </w:tc>
+      </w:tr>
+    </w:tbl>
+    <w:p>
+      <w:pPr>
+        <w:spacing w:after="60" w:before="120"/>
+      </w:pPr>
+      <w:r>
+        <w:rPr>
+          <w:b/>
+          <w:bCs/>
+          <w:sz w:val="20"/>
+          <w:szCs w:val="20"/>
+        </w:rPr>
+        <w:t xml:space="preserve">Earnings chain: </w:t>
+      </w:r>
+      <w:r>
+        <w:rPr>
+          <w:b w:val="false"/>
+          <w:bCs w:val="false"/>
+          <w:sz w:val="20"/>
+          <w:szCs w:val="20"/>
+        </w:rPr>
+        <w:t xml:space="preserve">product-to-services model shift</w:t>
+      </w:r>
+      <w:r>
+        <w:rPr>
+          <w:color w:val="666666"/>
+          <w:sz w:val="20"/>
+          <w:szCs w:val="20"/>
+        </w:rPr>
+        <w:t xml:space="preserve"> → </w:t>
+      </w:r>
+      <w:r>
+        <w:rPr>
+          <w:b/>
+          <w:bCs/>
+          <w:color w:val="A32020"/>
+          <w:sz w:val="20"/>
+          <w:szCs w:val="20"/>
+        </w:rPr>
+        <w:t xml:space="preserve">new hospitals / clinics live and filling</w:t>
+      </w:r>
+      <w:r>
+        <w:rPr>
+          <w:color w:val="666666"/>
+          <w:sz w:val="20"/>
+          <w:szCs w:val="20"/>
+        </w:rPr>
+        <w:t xml:space="preserve"> → </w:t>
+      </w:r>
+      <w:r>
+        <w:rPr>
+          <w:b w:val="false"/>
+          <w:bCs w:val="false"/>
+          <w:sz w:val="20"/>
+          <w:szCs w:val="20"/>
+        </w:rPr>
+        <w:t xml:space="preserve">revenue growth (&gt;=50% guided)</w:t>
+      </w:r>
+      <w:r>
+        <w:rPr>
+          <w:color w:val="666666"/>
+          <w:sz w:val="20"/>
+          <w:szCs w:val="20"/>
+        </w:rPr>
+        <w:t xml:space="preserve"> → </w:t>
+      </w:r>
+      <w:r>
+        <w:rPr>
+          <w:b w:val="false"/>
+          <w:bCs w:val="false"/>
+          <w:sz w:val="20"/>
+          <w:szCs w:val="20"/>
+        </w:rPr>
+        <w:t xml:space="preserve">occupancy-driven operating leverage</w:t>
+      </w:r>
+      <w:r>
+        <w:rPr>
+          <w:color w:val="666666"/>
+          <w:sz w:val="20"/>
+          <w:szCs w:val="20"/>
+        </w:rPr>
+        <w:t xml:space="preserve"> → </w:t>
+      </w:r>
+      <w:r>
+        <w:rPr>
+          <w:b w:val="false"/>
+          <w:bCs w:val="false"/>
+          <w:sz w:val="20"/>
+          <w:szCs w:val="20"/>
+        </w:rPr>
+        <w:t xml:space="preserve">EBITDA ~30% / PAT ~20%+</w:t>
+      </w:r>
+      <w:r>
+        <w:rPr>
+          <w:color w:val="666666"/>
+          <w:sz w:val="20"/>
+          <w:szCs w:val="20"/>
+        </w:rPr>
+        <w:t xml:space="preserve"> → </w:t>
+      </w:r>
+      <w:r>
+        <w:rPr>
+          <w:b w:val="false"/>
+          <w:bCs w:val="false"/>
+          <w:sz w:val="20"/>
+          <w:szCs w:val="20"/>
+        </w:rPr>
+        <w:t xml:space="preserve">PAT</w:t>
+      </w:r>
+      <w:r>
+        <w:rPr>
+          <w:color w:val="666666"/>
+          <w:sz w:val="20"/>
+          <w:szCs w:val="20"/>
+        </w:rPr>
+        <w:t xml:space="preserve"> → </w:t>
+      </w:r>
+      <w:r>
+        <w:rPr>
+          <w:b w:val="false"/>
+          <w:bCs w:val="false"/>
+          <w:sz w:val="20"/>
+          <w:szCs w:val="20"/>
+        </w:rPr>
+        <w:t xml:space="preserve">operating cash flow (currently the broken link)</w:t>
+      </w:r>
+    </w:p>
+    <w:p>
+      <w:pPr>
+        <w:spacing w:after="120"/>
+      </w:pPr>
+      <w:r>
+        <w:rPr>
+          <w:color w:val="666666"/>
+          <w:sz w:val="18"/>
+          <w:szCs w:val="18"/>
+        </w:rPr>
+        <w:t xml:space="preserve">Bottleneck link: new hospitals / clinics live and filling.</w:t>
+      </w:r>
+    </w:p>
+    <w:p>
+      <w:pPr>
+        <w:spacing w:after="120"/>
+      </w:pPr>
+      <w:r>
+        <w:rPr>
+          <w:color w:val="666666"/>
+          <w:sz w:val="18"/>
+          <w:szCs w:val="18"/>
+        </w:rPr>
+        <w:t xml:space="preserve">Operating leverage: unclear - reported margins are already very high and Q1 FY27 revenue was flat QoQ; the leverage story needs bed additions to actually go live and fill</w:t>
+      </w:r>
+    </w:p>
+    <w:p>
+      <w:pPr>
+        <w:spacing w:after="120"/>
+      </w:pPr>
+      <w:r>
+        <w:rPr>
+          <w:color w:val="666666"/>
+          <w:sz w:val="18"/>
+          <w:szCs w:val="18"/>
+        </w:rPr>
+        <w:t xml:space="preserve">Evidenced: product-to-services model shift; revenue growth (&gt;=50% guided); EBITDA ~30% / PAT ~20%+. Still assumed: new hospitals / clinics live and filling; occupancy-driven operating leverage; operating cash flow (currently the broken link).</w:t>
+      </w:r>
+    </w:p>
+    <w:p>
+      <w:pPr>
+        <w:spacing w:after="120"/>
+      </w:pPr>
+      <w:r>
+        <w:rPr>
+          <w:b/>
+          <w:bCs/>
+          <w:sz w:val="20"/>
+          <w:szCs w:val="20"/>
+        </w:rPr>
+        <w:t xml:space="preserve">Market expectation vs. our path:</w:t>
       </w:r>
     </w:p>
     <w:tbl>
@@ -319,125 +1413,287 @@
                 <w:b/>
                 <w:bCs/>
               </w:rPr>
-              <w:t xml:space="preserve">Theme</w:t>
-            </w:r>
-          </w:p>
-        </w:tc>
-        <w:tc>
-          <w:tcPr>
-            <w:tcW w:type="dxa" w:w="5800"/>
-          </w:tcPr>
-          <w:p>
-            <w:r>
-              <w:t xml:space="preserve">single-speciality Ayurvedic hospitals &amp; clinics (asset-light healthcare services)</w:t>
-            </w:r>
-          </w:p>
-        </w:tc>
-      </w:tr>
-      <w:tr>
-        <w:tc>
-          <w:tcPr>
-            <w:tcW w:type="dxa" w:w="3200"/>
-            <w:shd w:fill="F2F2F2" w:val="clear"/>
-          </w:tcPr>
-          <w:p>
-            <w:r>
-              <w:rPr>
-                <w:b/>
-                <w:bCs/>
-              </w:rPr>
-              <w:t xml:space="preserve">This company's position</w:t>
-            </w:r>
-          </w:p>
-        </w:tc>
-        <w:tc>
-          <w:tcPr>
-            <w:tcW w:type="dxa" w:w="5800"/>
-          </w:tcPr>
-          <w:p>
-            <w:r>
-              <w:t xml:space="preserve">integrated Ayurvedic hospital + clinic chain (223 beds), services ~63% of revenue, expanding toward ~500 beds</w:t>
-            </w:r>
-          </w:p>
-        </w:tc>
-      </w:tr>
-      <w:tr>
-        <w:tc>
-          <w:tcPr>
-            <w:tcW w:type="dxa" w:w="3200"/>
-            <w:shd w:fill="F2F2F2" w:val="clear"/>
-          </w:tcPr>
-          <w:p>
-            <w:r>
-              <w:rPr>
-                <w:b/>
-                <w:bCs/>
-              </w:rPr>
-              <w:t xml:space="preserve">Bottleneck node (pricing power)</w:t>
-            </w:r>
-          </w:p>
-        </w:tc>
-        <w:tc>
-          <w:tcPr>
-            <w:tcW w:type="dxa" w:w="5800"/>
-          </w:tcPr>
-          <w:p>
-            <w:r>
-              <w:t xml:space="preserve">accreditation + clinical talent + brand trust as the network scales</w:t>
-            </w:r>
-          </w:p>
-        </w:tc>
-      </w:tr>
-      <w:tr>
-        <w:tc>
-          <w:tcPr>
-            <w:tcW w:type="dxa" w:w="3200"/>
-            <w:shd w:fill="F2F2F2" w:val="clear"/>
-          </w:tcPr>
-          <w:p>
-            <w:r>
-              <w:rPr>
-                <w:b/>
-                <w:bCs/>
-              </w:rPr>
-              <w:t xml:space="preserve">Supply-side status</w:t>
-            </w:r>
-          </w:p>
-        </w:tc>
-        <w:tc>
-          <w:tcPr>
-            <w:tcW w:type="dxa" w:w="5800"/>
-          </w:tcPr>
-          <w:p>
-            <w:r>
-              <w:t xml:space="preserve">adding</w:t>
-            </w:r>
-          </w:p>
-        </w:tc>
-      </w:tr>
-      <w:tr>
-        <w:tc>
-          <w:tcPr>
-            <w:tcW w:type="dxa" w:w="3200"/>
-            <w:shd w:fill="F2F2F2" w:val="clear"/>
-          </w:tcPr>
-          <w:p>
-            <w:r>
-              <w:rPr>
-                <w:b/>
-                <w:bCs/>
-              </w:rPr>
-              <w:t xml:space="preserve">Adjacent-node peers</w:t>
-            </w:r>
-          </w:p>
-        </w:tc>
-        <w:tc>
-          <w:tcPr>
-            <w:tcW w:type="dxa" w:w="5800"/>
-          </w:tcPr>
-          <w:p>
-            <w:r>
-              <w:t xml:space="preserve">Kerala Ayurveda, Sat Kartar Life, Apollo AyurVAID (unlisted), AVN Arogya (unlisted)</w:t>
+              <w:t xml:space="preserve">As of</w:t>
+            </w:r>
+          </w:p>
+        </w:tc>
+        <w:tc>
+          <w:tcPr>
+            <w:tcW w:type="dxa" w:w="5800"/>
+          </w:tcPr>
+          <w:p>
+            <w:r>
+              <w:t xml:space="preserve">2026-09-08</w:t>
+            </w:r>
+          </w:p>
+        </w:tc>
+      </w:tr>
+      <w:tr>
+        <w:tc>
+          <w:tcPr>
+            <w:tcW w:type="dxa" w:w="3200"/>
+            <w:shd w:fill="F2F2F2" w:val="clear"/>
+          </w:tcPr>
+          <w:p>
+            <w:r>
+              <w:rPr>
+                <w:b/>
+                <w:bCs/>
+              </w:rPr>
+              <w:t xml:space="preserve">Price / multiple</w:t>
+            </w:r>
+          </w:p>
+        </w:tc>
+        <w:tc>
+          <w:tcPr>
+            <w:tcW w:type="dxa" w:w="5800"/>
+          </w:tcPr>
+          <w:p>
+            <w:r>
+              <w:t xml:space="preserve">Rs 290 · 24.5x P/E</w:t>
+            </w:r>
+          </w:p>
+        </w:tc>
+      </w:tr>
+      <w:tr>
+        <w:tc>
+          <w:tcPr>
+            <w:tcW w:type="dxa" w:w="3200"/>
+            <w:shd w:fill="F2F2F2" w:val="clear"/>
+          </w:tcPr>
+          <w:p>
+            <w:r>
+              <w:rPr>
+                <w:b/>
+                <w:bCs/>
+              </w:rPr>
+              <w:t xml:space="preserve">Right valuation lens</w:t>
+            </w:r>
+          </w:p>
+        </w:tc>
+        <w:tc>
+          <w:tcPr>
+            <w:tcW w:type="dxa" w:w="5800"/>
+          </w:tcPr>
+          <w:p>
+            <w:r>
+              <w:t xml:space="preserve">P/E</w:t>
+            </w:r>
+          </w:p>
+        </w:tc>
+      </w:tr>
+      <w:tr>
+        <w:tc>
+          <w:tcPr>
+            <w:tcW w:type="dxa" w:w="3200"/>
+            <w:shd w:fill="F2F2F2" w:val="clear"/>
+          </w:tcPr>
+          <w:p>
+            <w:r>
+              <w:rPr>
+                <w:b/>
+                <w:bCs/>
+              </w:rPr>
+              <w:t xml:space="preserve">Price implies</w:t>
+            </w:r>
+          </w:p>
+        </w:tc>
+        <w:tc>
+          <w:tcPr>
+            <w:tcW w:type="dxa" w:w="5800"/>
+          </w:tcPr>
+          <w:p>
+            <w:r>
+              <w:t xml:space="preserve">~24x trailing (and ~17-20x on an annualised Q1 FY27 run-rate) only looks reasonable if the ~27% PAT margin holds; normalise the margin toward 12-15% and the real forward multiple is ~30-40x, so the multiple is effectively capitalising a peak margin plus the &gt;=50% growth guide</w:t>
+            </w:r>
+          </w:p>
+        </w:tc>
+      </w:tr>
+      <w:tr>
+        <w:tc>
+          <w:tcPr>
+            <w:tcW w:type="dxa" w:w="3200"/>
+            <w:shd w:fill="F2F2F2" w:val="clear"/>
+          </w:tcPr>
+          <w:p>
+            <w:r>
+              <w:rPr>
+                <w:b/>
+                <w:bCs/>
+              </w:rPr>
+              <w:t xml:space="preserve">Our FY27</w:t>
+            </w:r>
+          </w:p>
+        </w:tc>
+        <w:tc>
+          <w:tcPr>
+            <w:tcW w:type="dxa" w:w="5800"/>
+          </w:tcPr>
+          <w:p>
+            <w:r>
+              <w:t xml:space="preserve">revenue Rs 130-150 Cr if bed additions go live on schedule; PAT Rs 25-35 Cr with margin drifting down from the Q1 peak</w:t>
+            </w:r>
+          </w:p>
+        </w:tc>
+      </w:tr>
+      <w:tr>
+        <w:tc>
+          <w:tcPr>
+            <w:tcW w:type="dxa" w:w="3200"/>
+            <w:shd w:fill="F2F2F2" w:val="clear"/>
+          </w:tcPr>
+          <w:p>
+            <w:r>
+              <w:rPr>
+                <w:b/>
+                <w:bCs/>
+              </w:rPr>
+              <w:t xml:space="preserve">Our FY28</w:t>
+            </w:r>
+          </w:p>
+        </w:tc>
+        <w:tc>
+          <w:tcPr>
+            <w:tcW w:type="dxa" w:w="5800"/>
+          </w:tcPr>
+          <w:p>
+            <w:r>
+              <w:t xml:space="preserve">revenue Rs 180-220 Cr with Gurugram + clinics contributing; PAT highly sensitive to whether the ~20%+ PAT margin survives the services scale-up</w:t>
+            </w:r>
+          </w:p>
+        </w:tc>
+      </w:tr>
+      <w:tr>
+        <w:tc>
+          <w:tcPr>
+            <w:tcW w:type="dxa" w:w="3200"/>
+            <w:shd w:fill="F2F2F2" w:val="clear"/>
+          </w:tcPr>
+          <w:p>
+            <w:r>
+              <w:rPr>
+                <w:b/>
+                <w:bCs/>
+              </w:rPr>
+              <w:t xml:space="preserve">Gap direction</w:t>
+            </w:r>
+          </w:p>
+        </w:tc>
+        <w:tc>
+          <w:tcPr>
+            <w:tcW w:type="dxa" w:w="5800"/>
+          </w:tcPr>
+          <w:p>
+            <w:r>
+              <w:t xml:space="preserve">over-optimistic</w:t>
+            </w:r>
+          </w:p>
+        </w:tc>
+      </w:tr>
+      <w:tr>
+        <w:tc>
+          <w:tcPr>
+            <w:tcW w:type="dxa" w:w="3200"/>
+            <w:shd w:fill="F2F2F2" w:val="clear"/>
+          </w:tcPr>
+          <w:p>
+            <w:r>
+              <w:rPr>
+                <w:b/>
+                <w:bCs/>
+              </w:rPr>
+              <w:t xml:space="preserve">Gap type</w:t>
+            </w:r>
+          </w:p>
+        </w:tc>
+        <w:tc>
+          <w:tcPr>
+            <w:tcW w:type="dxa" w:w="5800"/>
+          </w:tcPr>
+          <w:p>
+            <w:r>
+              <w:t xml:space="preserve">margin</w:t>
+            </w:r>
+          </w:p>
+        </w:tc>
+      </w:tr>
+      <w:tr>
+        <w:tc>
+          <w:tcPr>
+            <w:tcW w:type="dxa" w:w="3200"/>
+            <w:shd w:fill="F2F2F2" w:val="clear"/>
+          </w:tcPr>
+          <w:p>
+            <w:r>
+              <w:rPr>
+                <w:b/>
+                <w:bCs/>
+              </w:rPr>
+              <w:t xml:space="preserve">Gap magnitude</w:t>
+            </w:r>
+          </w:p>
+        </w:tc>
+        <w:tc>
+          <w:tcPr>
+            <w:tcW w:type="dxa" w:w="5800"/>
+          </w:tcPr>
+          <w:p>
+            <w:r>
+              <w:t xml:space="preserve">not estimable</w:t>
+            </w:r>
+          </w:p>
+        </w:tc>
+      </w:tr>
+      <w:tr>
+        <w:tc>
+          <w:tcPr>
+            <w:tcW w:type="dxa" w:w="3200"/>
+            <w:shd w:fill="F2F2F2" w:val="clear"/>
+          </w:tcPr>
+          <w:p>
+            <w:r>
+              <w:rPr>
+                <w:b/>
+                <w:bCs/>
+              </w:rPr>
+              <w:t xml:space="preserve">Gap basis</w:t>
+            </w:r>
+          </w:p>
+        </w:tc>
+        <w:tc>
+          <w:tcPr>
+            <w:tcW w:type="dxa" w:w="5800"/>
+          </w:tcPr>
+          <w:p>
+            <w:r>
+              <w:t xml:space="preserve">the price appears to capitalise the Q1 FY27 ~27% PAT margin as durable; hospital-chain economics and the FY26 CFO/PAT gap suggest it normalises lower, so our PAT path sits below what the multiple needs unless volume growth more than offsets margin mean-reversion</w:t>
+            </w:r>
+          </w:p>
+        </w:tc>
+      </w:tr>
+      <w:tr>
+        <w:tc>
+          <w:tcPr>
+            <w:tcW w:type="dxa" w:w="3200"/>
+            <w:shd w:fill="F2F2F2" w:val="clear"/>
+          </w:tcPr>
+          <w:p>
+            <w:r>
+              <w:rPr>
+                <w:b/>
+                <w:bCs/>
+              </w:rPr>
+              <w:t xml:space="preserve">Evidence quality</w:t>
+            </w:r>
+          </w:p>
+        </w:tc>
+        <w:tc>
+          <w:tcPr>
+            <w:tcW w:type="dxa" w:w="5800"/>
+          </w:tcPr>
+          <w:p>
+            <w:r>
+              <w:t xml:space="preserve">weak</w:t>
             </w:r>
           </w:p>
         </w:tc>
@@ -447,51 +1703,236 @@
       <w:pPr>
         <w:spacing w:after="120"/>
       </w:pPr>
+      <w:r>
+        <w:rPr>
+          <w:i/>
+          <w:iCs/>
+          <w:color w:val="666666"/>
+          <w:sz w:val="16"/>
+          <w:szCs w:val="16"/>
+        </w:rPr>
+        <w:t xml:space="preserve">no broker consensus; implied path is a reverse-P/E estimate + screener.in forward figures + VP thread view</w:t>
+      </w:r>
+    </w:p>
+    <w:p>
+      <w:pPr>
+        <w:spacing w:after="120" w:before="120"/>
+      </w:pPr>
+      <w:r>
+        <w:rPr>
+          <w:b/>
+          <w:bCs/>
+          <w:sz w:val="20"/>
+          <w:szCs w:val="20"/>
+        </w:rPr>
+        <w:t xml:space="preserve">Catalyst: </w:t>
+      </w:r>
+      <w:r>
+        <w:rPr>
+          <w:sz w:val="20"/>
+          <w:szCs w:val="20"/>
+        </w:rPr>
+        <w:t xml:space="preserve">2-3 quarters showing the ~20-28% PAT margin holds through the bed expansion, plus new hospitals (Gurugram, MSS Delhi) going live and lifting sequential revenue</w:t>
+      </w:r>
       <w:r>
         <w:rPr>
           <w:color w:val="666666"/>
           <w:sz w:val="18"/>
           <w:szCs w:val="18"/>
         </w:rPr>
-        <w:t xml:space="preserve">Early, fragmented category; NABH accreditation and brand are the moat. Model economics look attractive but the current ~27-30% margin needs to prove durable.</w:t>
-      </w:r>
-    </w:p>
-    <w:p>
-      <w:pPr>
-        <w:spacing w:after="60" w:before="120"/>
-      </w:pPr>
-      <w:r>
-        <w:rPr>
-          <w:b/>
-          <w:bCs/>
-          <w:sz w:val="20"/>
-          <w:szCs w:val="20"/>
-        </w:rPr>
-        <w:t xml:space="preserve">Growth trajectory: </w:t>
-      </w:r>
-      <w:r>
-        <w:rPr>
-          <w:b w:val="false"/>
-          <w:bCs w:val="false"/>
-          <w:sz w:val="20"/>
-          <w:szCs w:val="20"/>
-        </w:rPr>
-        <w:t xml:space="preserve">YoY growth rate is accelerating</w:t>
-      </w:r>
-    </w:p>
-    <w:p>
-      <w:pPr>
-        <w:spacing w:after="120"/>
-      </w:pPr>
-      <w:r>
-        <w:rPr>
+        <w:t xml:space="preserve"> (window ~12M from 2026-09-08; undated; evidence low; pending)</w:t>
+      </w:r>
+    </w:p>
+    <w:p>
+      <w:pPr>
+        <w:pStyle w:val="Heading1"/>
+        <w:spacing w:after="120" w:before="280"/>
+      </w:pPr>
+      <w:r>
+        <w:t xml:space="preserve">Ishmohit-Lens Checks (value chain · earnings quality · growth trajectory · management · quality metrics · track record · global-signal check)</w:t>
+      </w:r>
+    </w:p>
+    <w:p>
+      <w:pPr>
+        <w:spacing w:after="120"/>
+      </w:pPr>
+      <w:r>
+        <w:rPr>
+          <w:i/>
+          <w:iCs/>
           <w:color w:val="666666"/>
           <w:sz w:val="18"/>
           <w:szCs w:val="18"/>
         </w:rPr>
-        <w:t xml:space="preserve">FY26 revenue +33% YoY; H2 FY26 EBITDA ~+100% YoY and PAT ~+149% YoY; Q1 FY27 PAT margin ~27.6% (up ~69% YoY)</w:t>
-      </w:r>
-    </w:p>
+        <w:t xml:space="preserve">Extra checks drawn from @ishmohit1 / SOIC methodology (playbook/ishmohit-soic-style.md): where the company sits in its value chain and what the supply side is doing, whether a margin/PAT inflection is structural or a cyclical peak, the rate-of-change of growth vs. what the multiple demands, and management quality as a positive attribute.</w:t>
+      </w:r>
+    </w:p>
+    <w:p>
+      <w:pPr>
+        <w:spacing w:after="120"/>
+      </w:pPr>
+      <w:r>
+        <w:rPr>
+          <w:b/>
+          <w:bCs/>
+          <w:sz w:val="20"/>
+          <w:szCs w:val="20"/>
+        </w:rPr>
+        <w:t xml:space="preserve">Value chain &amp; supply side:</w:t>
+      </w:r>
+    </w:p>
+    <w:tbl>
+      <w:tblPr>
+        <w:tblW w:type="dxa" w:w="9000"/>
+        <w:tblBorders>
+          <w:top w:val="single" w:color="auto" w:sz="4"/>
+          <w:left w:val="single" w:color="auto" w:sz="4"/>
+          <w:bottom w:val="single" w:color="auto" w:sz="4"/>
+          <w:right w:val="single" w:color="auto" w:sz="4"/>
+          <w:insideH w:val="single" w:color="auto" w:sz="4"/>
+          <w:insideV w:val="single" w:color="auto" w:sz="4"/>
+        </w:tblBorders>
+      </w:tblPr>
+      <w:tblGrid>
+        <w:gridCol w:w="3200"/>
+        <w:gridCol w:w="5800"/>
+      </w:tblGrid>
+      <w:tr>
+        <w:tc>
+          <w:tcPr>
+            <w:tcW w:type="dxa" w:w="3200"/>
+            <w:shd w:fill="F2F2F2" w:val="clear"/>
+          </w:tcPr>
+          <w:p>
+            <w:r>
+              <w:rPr>
+                <w:b/>
+                <w:bCs/>
+              </w:rPr>
+              <w:t xml:space="preserve">Theme</w:t>
+            </w:r>
+          </w:p>
+        </w:tc>
+        <w:tc>
+          <w:tcPr>
+            <w:tcW w:type="dxa" w:w="5800"/>
+          </w:tcPr>
+          <w:p>
+            <w:r>
+              <w:t xml:space="preserve">single-speciality Ayurvedic hospitals &amp; clinics (asset-light healthcare services)</w:t>
+            </w:r>
+          </w:p>
+        </w:tc>
+      </w:tr>
+      <w:tr>
+        <w:tc>
+          <w:tcPr>
+            <w:tcW w:type="dxa" w:w="3200"/>
+            <w:shd w:fill="F2F2F2" w:val="clear"/>
+          </w:tcPr>
+          <w:p>
+            <w:r>
+              <w:rPr>
+                <w:b/>
+                <w:bCs/>
+              </w:rPr>
+              <w:t xml:space="preserve">This company's position</w:t>
+            </w:r>
+          </w:p>
+        </w:tc>
+        <w:tc>
+          <w:tcPr>
+            <w:tcW w:type="dxa" w:w="5800"/>
+          </w:tcPr>
+          <w:p>
+            <w:r>
+              <w:t xml:space="preserve">integrated Ayurvedic hospital + clinic chain (223 beds), services ~63% of revenue, expanding toward ~500 beds</w:t>
+            </w:r>
+          </w:p>
+        </w:tc>
+      </w:tr>
+      <w:tr>
+        <w:tc>
+          <w:tcPr>
+            <w:tcW w:type="dxa" w:w="3200"/>
+            <w:shd w:fill="F2F2F2" w:val="clear"/>
+          </w:tcPr>
+          <w:p>
+            <w:r>
+              <w:rPr>
+                <w:b/>
+                <w:bCs/>
+              </w:rPr>
+              <w:t xml:space="preserve">Bottleneck node (pricing power)</w:t>
+            </w:r>
+          </w:p>
+        </w:tc>
+        <w:tc>
+          <w:tcPr>
+            <w:tcW w:type="dxa" w:w="5800"/>
+          </w:tcPr>
+          <w:p>
+            <w:r>
+              <w:t xml:space="preserve">accreditation + clinical talent + brand trust as the network scales</w:t>
+            </w:r>
+          </w:p>
+        </w:tc>
+      </w:tr>
+      <w:tr>
+        <w:tc>
+          <w:tcPr>
+            <w:tcW w:type="dxa" w:w="3200"/>
+            <w:shd w:fill="F2F2F2" w:val="clear"/>
+          </w:tcPr>
+          <w:p>
+            <w:r>
+              <w:rPr>
+                <w:b/>
+                <w:bCs/>
+              </w:rPr>
+              <w:t xml:space="preserve">Supply-side status</w:t>
+            </w:r>
+          </w:p>
+        </w:tc>
+        <w:tc>
+          <w:tcPr>
+            <w:tcW w:type="dxa" w:w="5800"/>
+          </w:tcPr>
+          <w:p>
+            <w:r>
+              <w:t xml:space="preserve">adding</w:t>
+            </w:r>
+          </w:p>
+        </w:tc>
+      </w:tr>
+      <w:tr>
+        <w:tc>
+          <w:tcPr>
+            <w:tcW w:type="dxa" w:w="3200"/>
+            <w:shd w:fill="F2F2F2" w:val="clear"/>
+          </w:tcPr>
+          <w:p>
+            <w:r>
+              <w:rPr>
+                <w:b/>
+                <w:bCs/>
+              </w:rPr>
+              <w:t xml:space="preserve">Adjacent-node peers</w:t>
+            </w:r>
+          </w:p>
+        </w:tc>
+        <w:tc>
+          <w:tcPr>
+            <w:tcW w:type="dxa" w:w="5800"/>
+          </w:tcPr>
+          <w:p>
+            <w:r>
+              <w:t xml:space="preserve">Kerala Ayurveda, Sat Kartar Life, Apollo AyurVAID (unlisted), AVN Arogya (unlisted)</w:t>
+            </w:r>
+          </w:p>
+        </w:tc>
+      </w:tr>
+    </w:tbl>
     <w:p>
       <w:pPr>
         <w:spacing w:after="120"/>
@@ -502,7 +1943,533 @@
           <w:sz w:val="18"/>
           <w:szCs w:val="18"/>
         </w:rPr>
-        <w:t xml:space="preserve">Reverse P/E: Forward P/E ~20x needs ~25% growth; management guides &gt;=50% - the swing factor is whether the ~27-30% margin is sustainable rather than a product-mix spike.</w:t>
+        <w:t xml:space="preserve">Early, fragmented category; NABH accreditation and brand are the moat. Model economics look attractive but the current ~27-30% margin needs to prove durable.</w:t>
+      </w:r>
+    </w:p>
+    <w:p>
+      <w:pPr>
+        <w:spacing w:after="60" w:before="120"/>
+      </w:pPr>
+      <w:r>
+        <w:rPr>
+          <w:b/>
+          <w:bCs/>
+          <w:sz w:val="20"/>
+          <w:szCs w:val="20"/>
+        </w:rPr>
+        <w:t xml:space="preserve">Earnings quality: </w:t>
+      </w:r>
+      <w:r>
+        <w:rPr>
+          <w:sz w:val="20"/>
+          <w:szCs w:val="20"/>
+        </w:rPr>
+        <w:t xml:space="preserve">margin driver mixed</w:t>
+      </w:r>
+      <w:r>
+        <w:rPr>
+          <w:b/>
+          <w:bCs/>
+          <w:color w:val="A32020"/>
+          <w:sz w:val="20"/>
+          <w:szCs w:val="20"/>
+        </w:rPr>
+        <w:t xml:space="preserve">  — PEAK-MARGIN RISK: do not capitalise current margins</w:t>
+      </w:r>
+    </w:p>
+    <w:p>
+      <w:pPr>
+        <w:spacing w:after="120"/>
+      </w:pPr>
+      <w:r>
+        <w:rPr>
+          <w:color w:val="666666"/>
+          <w:sz w:val="18"/>
+          <w:szCs w:val="18"/>
+        </w:rPr>
+        <w:t xml:space="preserve">Drivers: high-margin Ayurvedic product sales in the mix (product/marketing-boosted); small base with low fixed-cost absorption on owned hospitals; services-led shift lifting realisation per patient.</w:t>
+      </w:r>
+    </w:p>
+    <w:p>
+      <w:pPr>
+        <w:spacing w:after="120"/>
+      </w:pPr>
+      <w:r>
+        <w:rPr>
+          <w:color w:val="666666"/>
+          <w:sz w:val="18"/>
+          <w:szCs w:val="18"/>
+        </w:rPr>
+        <w:t xml:space="preserve">FY26 PAT margin 19.8% and Q1 FY27 27.6% are far above listed hospital-chain norms (~8-15% PAT). The FY26 CFO/PAT gap (Rs 1 Cr vs Rs 20 Cr) reinforces that reported profitability is not fully cash-backed. A through-cycle PAT margin of ~12-15% is a more defensible base; treat current margins as a peak.</w:t>
+      </w:r>
+    </w:p>
+    <w:p>
+      <w:pPr>
+        <w:spacing w:after="60" w:before="120"/>
+      </w:pPr>
+      <w:r>
+        <w:rPr>
+          <w:b/>
+          <w:bCs/>
+          <w:sz w:val="20"/>
+          <w:szCs w:val="20"/>
+        </w:rPr>
+        <w:t xml:space="preserve">Growth trajectory: </w:t>
+      </w:r>
+      <w:r>
+        <w:rPr>
+          <w:b w:val="false"/>
+          <w:bCs w:val="false"/>
+          <w:sz w:val="20"/>
+          <w:szCs w:val="20"/>
+        </w:rPr>
+        <w:t xml:space="preserve">YoY growth rate is accelerating</w:t>
+      </w:r>
+    </w:p>
+    <w:p>
+      <w:pPr>
+        <w:spacing w:after="120"/>
+      </w:pPr>
+      <w:r>
+        <w:rPr>
+          <w:color w:val="666666"/>
+          <w:sz w:val="18"/>
+          <w:szCs w:val="18"/>
+        </w:rPr>
+        <w:t xml:space="preserve">Revenue YoY: FY24-&gt;FY25 +~15%, FY25-&gt;FY26 +32.8%, Q1 FY27 +32.4% - steady-to-accelerating. But H2 FY26 PAT +149% YoY and Q1 FY27 PAT +124% YoY were margin-led: Q1 FY27 revenue was only +1.45% QoQ (essentially flat sequentially).</w:t>
+      </w:r>
+    </w:p>
+    <w:p>
+      <w:pPr>
+        <w:spacing w:after="120"/>
+      </w:pPr>
+      <w:r>
+        <w:rPr>
+          <w:color w:val="666666"/>
+          <w:sz w:val="18"/>
+          <w:szCs w:val="18"/>
+        </w:rPr>
+        <w:t xml:space="preserve">Reverse P/E: ~24x trailing (~17-20x on the Q1 FY27 run-rate) needs ~25%+ growth AND the margin to hold; management guides &gt;=50% revenue growth, but the swing factor is whether the ~27% PAT margin is durable or a product-mix/marketing spike that mean-reverts.</w:t>
+      </w:r>
+    </w:p>
+    <w:p>
+      <w:pPr>
+        <w:spacing w:after="120"/>
+      </w:pPr>
+      <w:r>
+        <w:rPr>
+          <w:b/>
+          <w:bCs/>
+          <w:sz w:val="20"/>
+          <w:szCs w:val="20"/>
+        </w:rPr>
+        <w:t xml:space="preserve">Management quality (TVGP's "P"):</w:t>
+      </w:r>
+    </w:p>
+    <w:tbl>
+      <w:tblPr>
+        <w:tblW w:type="dxa" w:w="9000"/>
+        <w:tblBorders>
+          <w:top w:val="single" w:color="auto" w:sz="4"/>
+          <w:left w:val="single" w:color="auto" w:sz="4"/>
+          <w:bottom w:val="single" w:color="auto" w:sz="4"/>
+          <w:right w:val="single" w:color="auto" w:sz="4"/>
+          <w:insideH w:val="single" w:color="auto" w:sz="4"/>
+          <w:insideV w:val="single" w:color="auto" w:sz="4"/>
+        </w:tblBorders>
+      </w:tblPr>
+      <w:tblGrid>
+        <w:gridCol w:w="3200"/>
+        <w:gridCol w:w="5800"/>
+      </w:tblGrid>
+      <w:tr>
+        <w:tc>
+          <w:tcPr>
+            <w:tcW w:type="dxa" w:w="3200"/>
+            <w:shd w:fill="F2F2F2" w:val="clear"/>
+          </w:tcPr>
+          <w:p>
+            <w:r>
+              <w:rPr>
+                <w:b/>
+                <w:bCs/>
+              </w:rPr>
+              <w:t xml:space="preserve">Assessment</w:t>
+            </w:r>
+          </w:p>
+        </w:tc>
+        <w:tc>
+          <w:tcPr>
+            <w:tcW w:type="dxa" w:w="5800"/>
+          </w:tcPr>
+          <w:p>
+            <w:r>
+              <w:t xml:space="preserve">neutral</w:t>
+            </w:r>
+          </w:p>
+        </w:tc>
+      </w:tr>
+      <w:tr>
+        <w:tc>
+          <w:tcPr>
+            <w:tcW w:type="dxa" w:w="3200"/>
+            <w:shd w:fill="F2F2F2" w:val="clear"/>
+          </w:tcPr>
+          <w:p>
+            <w:r>
+              <w:rPr>
+                <w:b/>
+                <w:bCs/>
+              </w:rPr>
+              <w:t xml:space="preserve">Capital allocation</w:t>
+            </w:r>
+          </w:p>
+        </w:tc>
+        <w:tc>
+          <w:tcPr>
+            <w:tcW w:type="dxa" w:w="5800"/>
+          </w:tcPr>
+          <w:p>
+            <w:r>
+              <w:t xml:space="preserve">Used the ~Rs 77 Cr IPO to clear Rs 31 Cr of debt and fund ~Rs 30 Cr FY26 capex into beds/clinics; no unrelated diversification. Reinvestment is on-strategy but incremental returns and cash conversion are unproven - FY26 CFO ~Rs 1 Cr. (unclear)</w:t>
+            </w:r>
+          </w:p>
+        </w:tc>
+      </w:tr>
+      <w:tr>
+        <w:tc>
+          <w:tcPr>
+            <w:tcW w:type="dxa" w:w="3200"/>
+            <w:shd w:fill="F2F2F2" w:val="clear"/>
+          </w:tcPr>
+          <w:p>
+            <w:r>
+              <w:rPr>
+                <w:b/>
+                <w:bCs/>
+              </w:rPr>
+              <w:t xml:space="preserve">Related-party trend</w:t>
+            </w:r>
+          </w:p>
+        </w:tc>
+        <w:tc>
+          <w:tcPr>
+            <w:tcW w:type="dxa" w:w="5800"/>
+          </w:tcPr>
+          <w:p>
+            <w:r>
+              <w:t xml:space="preserve">unclear</w:t>
+            </w:r>
+          </w:p>
+        </w:tc>
+      </w:tr>
+      <w:tr>
+        <w:tc>
+          <w:tcPr>
+            <w:tcW w:type="dxa" w:w="3200"/>
+            <w:shd w:fill="F2F2F2" w:val="clear"/>
+          </w:tcPr>
+          <w:p>
+            <w:r>
+              <w:rPr>
+                <w:b/>
+                <w:bCs/>
+              </w:rPr>
+              <w:t xml:space="preserve">Guidance credibility</w:t>
+            </w:r>
+          </w:p>
+        </w:tc>
+        <w:tc>
+          <w:tcPr>
+            <w:tcW w:type="dxa" w:w="5800"/>
+          </w:tcPr>
+          <w:p>
+            <w:r>
+              <w:t xml:space="preserve">no-track-record</w:t>
+            </w:r>
+          </w:p>
+        </w:tc>
+      </w:tr>
+      <w:tr>
+        <w:tc>
+          <w:tcPr>
+            <w:tcW w:type="dxa" w:w="3200"/>
+            <w:shd w:fill="F2F2F2" w:val="clear"/>
+          </w:tcPr>
+          <w:p>
+            <w:r>
+              <w:rPr>
+                <w:b/>
+                <w:bCs/>
+              </w:rPr>
+              <w:t xml:space="preserve">Shareholder returns</w:t>
+            </w:r>
+          </w:p>
+        </w:tc>
+        <w:tc>
+          <w:tcPr>
+            <w:tcW w:type="dxa" w:w="5800"/>
+          </w:tcPr>
+          <w:p>
+            <w:r>
+              <w:t xml:space="preserve">none</w:t>
+            </w:r>
+          </w:p>
+        </w:tc>
+      </w:tr>
+      <w:tr>
+        <w:tc>
+          <w:tcPr>
+            <w:tcW w:type="dxa" w:w="3200"/>
+            <w:shd w:fill="F2F2F2" w:val="clear"/>
+          </w:tcPr>
+          <w:p>
+            <w:r>
+              <w:rPr>
+                <w:b/>
+                <w:bCs/>
+              </w:rPr>
+              <w:t xml:space="preserve">Capability ladder / VAP</w:t>
+            </w:r>
+          </w:p>
+        </w:tc>
+        <w:tc>
+          <w:tcPr>
+            <w:tcW w:type="dxa" w:w="5800"/>
+          </w:tcPr>
+          <w:p>
+            <w:r>
+              <w:t xml:space="preserve">Explicit shift from a product company to an integrated Ayurvedic hospital + super-specialty-clinic network</w:t>
+            </w:r>
+          </w:p>
+        </w:tc>
+      </w:tr>
+    </w:tbl>
+    <w:p>
+      <w:pPr>
+        <w:spacing w:after="120"/>
+      </w:pPr>
+      <w:r>
+        <w:rPr>
+          <w:b/>
+          <w:bCs/>
+          <w:sz w:val="20"/>
+          <w:szCs w:val="20"/>
+        </w:rPr>
+        <w:t xml:space="preserve">Quality metrics (ROCE · debt · FCF · margin · capex):</w:t>
+      </w:r>
+    </w:p>
+    <w:tbl>
+      <w:tblPr>
+        <w:tblW w:type="dxa" w:w="9000"/>
+        <w:tblBorders>
+          <w:top w:val="single" w:color="auto" w:sz="4"/>
+          <w:left w:val="single" w:color="auto" w:sz="4"/>
+          <w:bottom w:val="single" w:color="auto" w:sz="4"/>
+          <w:right w:val="single" w:color="auto" w:sz="4"/>
+          <w:insideH w:val="single" w:color="auto" w:sz="4"/>
+          <w:insideV w:val="single" w:color="auto" w:sz="4"/>
+        </w:tblBorders>
+      </w:tblPr>
+      <w:tblGrid>
+        <w:gridCol w:w="3200"/>
+        <w:gridCol w:w="5800"/>
+      </w:tblGrid>
+      <w:tr>
+        <w:tc>
+          <w:tcPr>
+            <w:tcW w:type="dxa" w:w="3200"/>
+            <w:shd w:fill="F2F2F2" w:val="clear"/>
+          </w:tcPr>
+          <w:p>
+            <w:r>
+              <w:rPr>
+                <w:b/>
+                <w:bCs/>
+              </w:rPr>
+              <w:t xml:space="preserve">Assessment</w:t>
+            </w:r>
+          </w:p>
+        </w:tc>
+        <w:tc>
+          <w:tcPr>
+            <w:tcW w:type="dxa" w:w="5800"/>
+          </w:tcPr>
+          <w:p>
+            <w:r>
+              <w:t xml:space="preserve">concern</w:t>
+            </w:r>
+          </w:p>
+        </w:tc>
+      </w:tr>
+      <w:tr>
+        <w:tc>
+          <w:tcPr>
+            <w:tcW w:type="dxa" w:w="3200"/>
+            <w:shd w:fill="F2F2F2" w:val="clear"/>
+          </w:tcPr>
+          <w:p>
+            <w:r>
+              <w:rPr>
+                <w:b/>
+                <w:bCs/>
+              </w:rPr>
+              <w:t xml:space="preserve">ROCE</w:t>
+            </w:r>
+          </w:p>
+        </w:tc>
+        <w:tc>
+          <w:tcPr>
+            <w:tcW w:type="dxa" w:w="5800"/>
+          </w:tcPr>
+          <w:p>
+            <w:r>
+              <w:t xml:space="preserve">35.3% (improving)</w:t>
+            </w:r>
+          </w:p>
+        </w:tc>
+      </w:tr>
+      <w:tr>
+        <w:tc>
+          <w:tcPr>
+            <w:tcW w:type="dxa" w:w="3200"/>
+            <w:shd w:fill="F2F2F2" w:val="clear"/>
+          </w:tcPr>
+          <w:p>
+            <w:r>
+              <w:rPr>
+                <w:b/>
+                <w:bCs/>
+              </w:rPr>
+              <w:t xml:space="preserve">Leverage</w:t>
+            </w:r>
+          </w:p>
+        </w:tc>
+        <w:tc>
+          <w:tcPr>
+            <w:tcW w:type="dxa" w:w="5800"/>
+          </w:tcPr>
+          <w:p>
+            <w:r>
+              <w:t xml:space="preserve">Net debt/EBITDA -1x</w:t>
+            </w:r>
+          </w:p>
+        </w:tc>
+      </w:tr>
+      <w:tr>
+        <w:tc>
+          <w:tcPr>
+            <w:tcW w:type="dxa" w:w="3200"/>
+            <w:shd w:fill="F2F2F2" w:val="clear"/>
+          </w:tcPr>
+          <w:p>
+            <w:r>
+              <w:rPr>
+                <w:b/>
+                <w:bCs/>
+              </w:rPr>
+              <w:t xml:space="preserve">FCF conversion</w:t>
+            </w:r>
+          </w:p>
+        </w:tc>
+        <w:tc>
+          <w:tcPr>
+            <w:tcW w:type="dxa" w:w="5800"/>
+          </w:tcPr>
+          <w:p>
+            <w:r>
+              <w:t xml:space="preserve">-95%</w:t>
+            </w:r>
+          </w:p>
+        </w:tc>
+      </w:tr>
+      <w:tr>
+        <w:tc>
+          <w:tcPr>
+            <w:tcW w:type="dxa" w:w="3200"/>
+            <w:shd w:fill="F2F2F2" w:val="clear"/>
+          </w:tcPr>
+          <w:p>
+            <w:r>
+              <w:rPr>
+                <w:b/>
+                <w:bCs/>
+              </w:rPr>
+              <w:t xml:space="preserve">Margin trend</w:t>
+            </w:r>
+          </w:p>
+        </w:tc>
+        <w:tc>
+          <w:tcPr>
+            <w:tcW w:type="dxa" w:w="5800"/>
+          </w:tcPr>
+          <w:p>
+            <w:r>
+              <w:t xml:space="preserve">expanding</w:t>
+            </w:r>
+          </w:p>
+        </w:tc>
+      </w:tr>
+      <w:tr>
+        <w:tc>
+          <w:tcPr>
+            <w:tcW w:type="dxa" w:w="3200"/>
+            <w:shd w:fill="F2F2F2" w:val="clear"/>
+          </w:tcPr>
+          <w:p>
+            <w:r>
+              <w:rPr>
+                <w:b/>
+                <w:bCs/>
+              </w:rPr>
+              <w:t xml:space="preserve">Capex efficiency</w:t>
+            </w:r>
+          </w:p>
+        </w:tc>
+        <w:tc>
+          <w:tcPr>
+            <w:tcW w:type="dxa" w:w="5800"/>
+          </w:tcPr>
+          <w:p>
+            <w:r>
+              <w:t xml:space="preserve">unclear</w:t>
+            </w:r>
+          </w:p>
+        </w:tc>
+      </w:tr>
+    </w:tbl>
+    <w:p>
+      <w:pPr>
+        <w:spacing w:after="60" w:before="120"/>
+      </w:pPr>
+      <w:r>
+        <w:rPr>
+          <w:b/>
+          <w:bCs/>
+          <w:sz w:val="20"/>
+          <w:szCs w:val="20"/>
+        </w:rPr>
+        <w:t xml:space="preserve">Track record (Coffee Can persistence check): </w:t>
+      </w:r>
+      <w:r>
+        <w:rPr>
+          <w:sz w:val="20"/>
+          <w:szCs w:val="20"/>
+        </w:rPr>
+        <w:t xml:space="preserve">cleared revenue growth ≥10% AND ROCE ≥15% in 2 of the last 3 years (consistency_score 67)</w:t>
+      </w:r>
+    </w:p>
+    <w:p>
+      <w:pPr>
+        <w:spacing w:after="120"/>
+      </w:pPr>
+      <w:r>
+        <w:rPr>
+          <w:color w:val="666666"/>
+          <w:sz w:val="18"/>
+          <w:szCs w:val="18"/>
+        </w:rPr>
+        <w:t xml:space="preserve">FY24-FY26 verifiable from screener. FY25 (revenue +~15%, ROE ~29%) and FY26 (revenue +32.8%, ROCE 35.3%) clear both revenue growth &gt;=10% and ROCE &gt;=15%. FY24 (PAT Rs 3 Cr on Rs 67 Cr revenue, ~4.5% margin) did not. Caveat: reported ROCE clears comfortably but FY26 operating cash flow (~Rs 1 Cr vs Rs 20 Cr PAT) does not back the reported returns, so the consistency signal here is weaker than the raw count implies.</w:t>
       </w:r>
     </w:p>
     <w:p>
@@ -671,6 +2638,19 @@
       </w:pPr>
       <w:r>
         <w:t xml:space="preserve">27.6% Q1 FY27 PAT margin is far above normal hospital-chain economics - looks product/marketing-boosted, durability unproven</w:t>
+      </w:r>
+    </w:p>
+    <w:p>
+      <w:pPr>
+        <w:pStyle w:val="ListParagraph"/>
+        <w:numPr>
+          <w:ilvl w:val="0"/>
+          <w:numId w:val="1"/>
+        </w:numPr>
+        <w:spacing w:after="60"/>
+      </w:pPr>
+      <w:r>
+        <w:t xml:space="preserve">FY26 operating cash flow was only ~Rs 1 Cr against Rs 20 Cr reported PAT - profit is not converting to cash; the biggest earnings-quality flag this pass</w:t>
       </w:r>
     </w:p>
     <w:p>
@@ -767,6 +2747,34 @@
           <w:szCs w:val="24"/>
         </w:rPr>
         <w:t xml:space="preserve">10x-in-2-3-years</w:t>
+      </w:r>
+    </w:p>
+    <w:p>
+      <w:pPr>
+        <w:spacing w:after="120"/>
+      </w:pPr>
+      <w:r>
+        <w:rPr>
+          <w:color w:val="666666"/>
+          <w:sz w:val="20"/>
+          <w:szCs w:val="20"/>
+        </w:rPr>
+        <w:t xml:space="preserve">4-box gate — tailwind: weak · TAM: yes · moat: no · valuation: weak  (score 2 / 4)</w:t>
+      </w:r>
+    </w:p>
+    <w:p>
+      <w:pPr>
+        <w:spacing w:after="120"/>
+      </w:pPr>
+      <w:r>
+        <w:rPr>
+          <w:i/>
+          <w:iCs/>
+          <w:color w:val="666666"/>
+          <w:sz w:val="20"/>
+          <w:szCs w:val="20"/>
+        </w:rPr>
+        <w:t xml:space="preserve">Product-to-services shift in an Ayurvedic hospital chain is company-specific execution more than a broad structural tailwind - weak; aggressive bed/clinic-expansion plan (beds ~235-&gt;500, ~30 clinics) at a ~Rs 100cr base supports tam - yes; no moat beyond NABH accreditation + brand, and clinical/regulatory/quality-consistency risk grows with scale - no; ~24x trailing on a likely-peak ~20-28% PAT margin, with FY26 CFO of only ~Rs 1cr vs Rs 20cr PAT - valuation weak (downgraded from 'yes' this pass). Score 2.0 -&gt; thesis_fit neither UNLESS a written exception; the un-ignorable services-led earnings inflection (services 6.6%-&gt;63% of sales, H2 FY26 PAT +149%) at a tiny base qualifies (phreak carve-out), so 10x-in-2-3-years is allowed with conviction capped at Medium (unconfirmed); it sits at Low-Medium given the cash-conversion gap, unproven margin and SME illiquidity.</w:t>
       </w:r>
     </w:p>
     <w:p>

--- a/projects/valuepickr-open-screen/docs/KRM Ayurveda.docx
+++ b/projects/valuepickr-open-screen/docs/KRM Ayurveda.docx
@@ -2881,6 +2881,187 @@
           <w:szCs w:val="18"/>
         </w:rPr>
         <w:t xml:space="preserve">This is independent research and analysis for informational purposes only, not personalized financial or investment advice. Past multi-bagger performance and forum/social sentiment are not indicators of future returns. Do your own due diligence before investing.</w:t>
+      </w:r>
+    </w:p>
+    <w:p/>
+    <w:p>
+      <w:r>
+        <w:rPr>
+          <w:b/>
+          <w:sz w:val="28"/>
+        </w:rPr>
+        <w:t>🔄 RESEARCH UPDATE - 2026-10-05</w:t>
+      </w:r>
+    </w:p>
+    <w:p>
+      <w:r>
+        <w:rPr>
+          <w:b/>
+        </w:rPr>
+        <w:t>📊 Key Metrics:</w:t>
+      </w:r>
+    </w:p>
+    <w:p>
+      <w:pPr>
+        <w:ind w:left="360"/>
+      </w:pPr>
+      <w:r>
+        <w:t xml:space="preserve">  • Company: KRM Ayurveda Ltd</w:t>
+      </w:r>
+    </w:p>
+    <w:p>
+      <w:pPr>
+        <w:ind w:left="360"/>
+      </w:pPr>
+      <w:r>
+        <w:t xml:space="preserve">  • Conviction: Low-Medium</w:t>
+      </w:r>
+    </w:p>
+    <w:p>
+      <w:pPr>
+        <w:ind w:left="360"/>
+      </w:pPr>
+      <w:r>
+        <w:t xml:space="preserve">  • Thesis: 10x-in-2-3-years</w:t>
+      </w:r>
+    </w:p>
+    <w:p>
+      <w:pPr>
+        <w:ind w:left="360"/>
+      </w:pPr>
+      <w:r>
+        <w:t xml:space="preserve">  • 4-Box Score: 2.0</w:t>
+      </w:r>
+    </w:p>
+    <w:p>
+      <w:pPr>
+        <w:ind w:left="360"/>
+      </w:pPr>
+      <w:r>
+        <w:t xml:space="preserve">  • Research Date: 2026-09-08</w:t>
+      </w:r>
+    </w:p>
+    <w:p>
+      <w:pPr>
+        <w:ind w:left="360"/>
+      </w:pPr>
+      <w:r>
+        <w:t xml:space="preserve">  • Red Flag: None</w:t>
+      </w:r>
+    </w:p>
+    <w:p/>
+    <w:p>
+      <w:r>
+        <w:rPr>
+          <w:b/>
+        </w:rPr>
+        <w:t>📝 Verdict:</w:t>
+      </w:r>
+    </w:p>
+    <w:p>
+      <w:pPr>
+        <w:ind w:left="360"/>
+      </w:pPr>
+      <w:r>
+        <w:t>Smallest-base, highest-margin, debt-free name of the batch with a genuine services-led inflection and a dated 2x-beds plan (single-speciality-hospital priority-2 theme) - thesis_fit 10x-in-2-3-years (unconfirmed, pending margin durability), conviction Low-Medium on SME liquidity, an unproven 27% PAT margin and no listed track record.</w:t>
+      </w:r>
+    </w:p>
+    <w:p/>
+    <w:p>
+      <w:r>
+        <w:rPr>
+          <w:b/>
+        </w:rPr>
+        <w:t>📈 Bull Case:</w:t>
+      </w:r>
+    </w:p>
+    <w:p>
+      <w:pPr>
+        <w:ind w:left="360"/>
+      </w:pPr>
+      <w:r>
+        <w:t>Small base (~Rs 100 Cr FY26 revenue, +33%) with a services-led mix (~63%) and ~30% EBITDA margin</w:t>
+      </w:r>
+    </w:p>
+    <w:p>
+      <w:pPr>
+        <w:ind w:left="360"/>
+      </w:pPr>
+      <w:r>
+        <w:t>Debt-free after the IPO; dated plan to roughly double beds (235 -&gt; 500) and add ~30 clinics over 1-1.5 years</w:t>
+      </w:r>
+    </w:p>
+    <w:p>
+      <w:pPr>
+        <w:ind w:left="360"/>
+      </w:pPr>
+      <w:r>
+        <w:t>Single-speciality Ayurvedic hospital model - accreditation (NABH) + brand as the moat; matches a priority-2 theme (single-speciality hospitals / ROCE turn)</w:t>
+      </w:r>
+    </w:p>
+    <w:p>
+      <w:pPr>
+        <w:ind w:left="360"/>
+      </w:pPr>
+      <w:r>
+        <w:t>H2 FY26 EBITDA ~+100% YoY, PAT ~+149% YoY - a visible services-led inflection off the FY23 product-led base</w:t>
+      </w:r>
+    </w:p>
+    <w:p>
+      <w:pPr>
+        <w:ind w:left="360"/>
+      </w:pPr>
+      <w:r>
+        <w:t>Forward P/E ~20x on an annualised Q1 FY27 run-rate is not demanding if the growth plan lands</w:t>
+      </w:r>
+    </w:p>
+    <w:p/>
+    <w:p>
+      <w:r>
+        <w:rPr>
+          <w:b/>
+        </w:rPr>
+        <w:t>📉 Bear Case:</w:t>
+      </w:r>
+    </w:p>
+    <w:p>
+      <w:pPr>
+        <w:ind w:left="360"/>
+      </w:pPr>
+      <w:r>
+        <w:t>27.6% Q1 FY27 PAT margin is far above normal hospital-chain economics - looks product/marketing-boosted, durability unproven</w:t>
+      </w:r>
+    </w:p>
+    <w:p>
+      <w:pPr>
+        <w:ind w:left="360"/>
+      </w:pPr>
+      <w:r>
+        <w:t>FY26 operating cash flow was only ~Rs 1 Cr against Rs 20 Cr reported PAT - profit is not converting to cash; the biggest earnings-quality flag this pass</w:t>
+      </w:r>
+    </w:p>
+    <w:p>
+      <w:pPr>
+        <w:ind w:left="360"/>
+      </w:pPr>
+      <w:r>
+        <w:t>Aggressive bed/clinic expansion (2x beds + 30 clinics + telemedicine in 1-1.5 years) - execution and funding risk despite the debt-free start</w:t>
+      </w:r>
+    </w:p>
+    <w:p>
+      <w:pPr>
+        <w:ind w:left="360"/>
+      </w:pPr>
+      <w:r>
+        <w:t>NSE Emerge SME - thin liquidity, short listed history, no track record on guidance</w:t>
+      </w:r>
+    </w:p>
+    <w:p>
+      <w:pPr>
+        <w:ind w:left="360"/>
+      </w:pPr>
+      <w:r>
+        <w:t>Sovrenn triggers (an accreditation, a 23-bed unit) are soft, not earnings catalysts</w:t>
       </w:r>
     </w:p>
     <w:sectPr>
